--- a/public/Word Template.docx
+++ b/public/Word Template.docx
@@ -9324,6 +9324,11 @@
       </w:tr>
     </w:tbl>
     <w:p/>
+    <w:p>
+      <w:r>
+        <w:t>img01</w:t>
+      </w:r>
+    </w:p>
     <w:sectPr>
       <w:headerReference r:id="rId3" w:type="default"/>
       <w:pgSz w:w="11906" w:h="16838"/>
